--- a/chapter1/letters/Support_Letter_Peltoniemi.docx
+++ b/chapter1/letters/Support_Letter_Peltoniemi.docx
@@ -90,7 +90,7 @@
         <w:jc w:val="both"/>
       </w:pPr>
       <w:r>
-        <w:t>Subject to the publishing contract, I intend to contribute the chapter on the drive, drawing on colleagues at LUT University and on others in my network whose specialisms the chapter requires, and I would work with the authors on the co-design of the machines used as worked examples. I have worked on [power electronic converters, their control, and their interaction with electrical machines] for over [number] years, including [the projects to be named here], and would bring that work to the book.</w:t>
+        <w:t>Subject to the publishing contract, I intend to contribute the converter sections of the chapter on the drive: the converter interface and modulation ratio, silicon against silicon carbide and gallium nitride, the consequences of fast switching for insulation and for bearing currents, and converter integration and electromagnetic compatibility. I would also work with the authors on matching each example machine to its converter, which is where the argument above becomes a design decision; the control sections of the chapter are to be written by others. I have worked on [power electronic converters, their control and their interaction with electrical machines] for over [number] years, including [the projects to be named here], and would bring that work to the book.</w:t>
       </w:r>
     </w:p>
     <w:p>

--- a/chapter1/letters/Support_Letter_Peltoniemi.docx
+++ b/chapter1/letters/Support_Letter_Peltoniemi.docx
@@ -90,7 +90,7 @@
         <w:jc w:val="both"/>
       </w:pPr>
       <w:r>
-        <w:t>Subject to the publishing contract, I intend to contribute the converter sections of the chapter on the drive: the converter interface and modulation ratio, silicon against silicon carbide and gallium nitride, the consequences of fast switching for insulation and for bearing currents, and converter integration and electromagnetic compatibility. I would also work with the authors on matching each example machine to its converter, which is where the argument above becomes a design decision; the control sections of the chapter are to be written by others. I have worked on [power electronic converters, their control and their interaction with electrical machines] for over [number] years, including [the projects to be named here], and would bring that work to the book.</w:t>
+        <w:t>Subject to the publishing contract, I intend to take responsibility for the chapter on the drive: the converter interface and modulation ratio, silicon against silicon carbide and gallium nitride, the consequences of fast switching for insulation and for bearing currents, converter integration and electromagnetic compatibility, and, with the authors, the matching of each example machine to its converter, which is where the argument above becomes a design decision. I would write it with colleagues from our power electronics group at LUT University and with others from my network where a section calls for a specialism outside my own, and I would answer for the coherence of the chapter as a whole. I have worked on [power electronic converters, their control and their interaction with electrical machines] for over [number] years, including [the projects to be named here], and would bring that work to the book.</w:t>
       </w:r>
     </w:p>
     <w:p>
